--- a/Resume-November-2015.docx
+++ b/Resume-November-2015.docx
@@ -78,8 +78,6 @@
         </w:rPr>
         <w:t xml:space="preserve"> </w:t>
       </w:r>
-      <w:bookmarkStart w:id="0" w:name="_GoBack"/>
-      <w:bookmarkEnd w:id="0"/>
       <w:r>
         <w:rPr>
           <w:rFonts w:asciiTheme="majorHAnsi" w:hAnsiTheme="majorHAnsi"/>
@@ -417,7 +415,24 @@
           <w:szCs w:val="21"/>
         </w:rPr>
         <w:tab/>
-        <w:t>June 2010</w:t>
+      </w:r>
+      <w:r>
+        <w:rPr>
+          <w:rFonts w:asciiTheme="majorHAnsi" w:hAnsiTheme="majorHAnsi"/>
+          <w:b/>
+          <w:sz w:val="21"/>
+          <w:szCs w:val="21"/>
+        </w:rPr>
+        <w:tab/>
+      </w:r>
+      <w:r>
+        <w:rPr>
+          <w:rFonts w:asciiTheme="majorHAnsi" w:hAnsiTheme="majorHAnsi"/>
+          <w:b/>
+          <w:sz w:val="21"/>
+          <w:szCs w:val="21"/>
+        </w:rPr>
+        <w:t>2010</w:t>
       </w:r>
     </w:p>
     <w:p>
@@ -2080,14 +2095,6 @@
       <w:r>
         <w:rPr>
           <w:rFonts w:asciiTheme="majorHAnsi" w:hAnsiTheme="majorHAnsi"/>
-          <w:sz w:val="22"/>
-          <w:szCs w:val="22"/>
-        </w:rPr>
-        <w:tab/>
-      </w:r>
-      <w:r>
-        <w:rPr>
-          <w:rFonts w:asciiTheme="majorHAnsi" w:hAnsiTheme="majorHAnsi"/>
           <w:b/>
           <w:sz w:val="21"/>
           <w:szCs w:val="21"/>
@@ -2167,14 +2174,8 @@
         <w:tab/>
         <w:t xml:space="preserve"> </w:t>
       </w:r>
-      <w:r>
-        <w:rPr>
-          <w:rFonts w:asciiTheme="majorHAnsi" w:hAnsiTheme="majorHAnsi"/>
-          <w:sz w:val="22"/>
-          <w:szCs w:val="22"/>
-        </w:rPr>
-        <w:tab/>
-      </w:r>
+      <w:bookmarkStart w:id="0" w:name="_GoBack"/>
+      <w:bookmarkEnd w:id="0"/>
       <w:r>
         <w:rPr>
           <w:rFonts w:asciiTheme="majorHAnsi" w:hAnsiTheme="majorHAnsi"/>
@@ -5071,7 +5072,7 @@
 </file>
 
 <file path=customXml/itemProps1.xml><?xml version="1.0" encoding="utf-8"?>
-<ds:datastoreItem xmlns:ds="http://schemas.openxmlformats.org/officeDocument/2006/customXml" ds:itemID="{72DADC25-09A5-FB41-B3E2-E27E50374EFF}">
+<ds:datastoreItem xmlns:ds="http://schemas.openxmlformats.org/officeDocument/2006/customXml" ds:itemID="{2BAE66B3-471E-F644-BE8F-19D58642DC8C}">
   <ds:schemaRefs>
     <ds:schemaRef ds:uri="http://schemas.openxmlformats.org/officeDocument/2006/bibliography"/>
   </ds:schemaRefs>

--- a/Resume-November-2015.docx
+++ b/Resume-November-2015.docx
@@ -23,6 +23,8 @@
         </w:rPr>
         <w:t xml:space="preserve">Alex </w:t>
       </w:r>
+      <w:bookmarkStart w:id="0" w:name="_GoBack"/>
+      <w:bookmarkEnd w:id="0"/>
       <w:proofErr w:type="spellStart"/>
       <w:r>
         <w:rPr>
@@ -2174,8 +2176,6 @@
         <w:tab/>
         <w:t xml:space="preserve"> </w:t>
       </w:r>
-      <w:bookmarkStart w:id="0" w:name="_GoBack"/>
-      <w:bookmarkEnd w:id="0"/>
       <w:r>
         <w:rPr>
           <w:rFonts w:asciiTheme="majorHAnsi" w:hAnsiTheme="majorHAnsi"/>
@@ -2583,6 +2583,14 @@
           <w:szCs w:val="20"/>
         </w:rPr>
         <w:t xml:space="preserve"> -</w:t>
+      </w:r>
+      <w:r>
+        <w:rPr>
+          <w:rFonts w:asciiTheme="majorHAnsi" w:hAnsiTheme="majorHAnsi"/>
+          <w:sz w:val="20"/>
+          <w:szCs w:val="20"/>
+        </w:rPr>
+        <w:t xml:space="preserve"> </w:t>
       </w:r>
       <w:r>
         <w:rPr>
@@ -5072,7 +5080,7 @@
 </file>
 
 <file path=customXml/itemProps1.xml><?xml version="1.0" encoding="utf-8"?>
-<ds:datastoreItem xmlns:ds="http://schemas.openxmlformats.org/officeDocument/2006/customXml" ds:itemID="{2BAE66B3-471E-F644-BE8F-19D58642DC8C}">
+<ds:datastoreItem xmlns:ds="http://schemas.openxmlformats.org/officeDocument/2006/customXml" ds:itemID="{995AA7F3-C216-C549-8EFE-90AB5E6CC13E}">
   <ds:schemaRefs>
     <ds:schemaRef ds:uri="http://schemas.openxmlformats.org/officeDocument/2006/bibliography"/>
   </ds:schemaRefs>
